--- a/docs/lista_louvores/Textos_Louvores/DOCE NOME.docx
+++ b/docs/lista_louvores/Textos_Louvores/DOCE NOME.docx
@@ -4,7 +4,7 @@
   <w:body>
     <w:p>
       <w:pPr>
-        <w:pStyle w:val="SemEspaamento"/>
+        <w:pStyle w:val="Ttulo1"/>
       </w:pPr>
       <w:r>
         <w:t>DOCE NOME</w:t>
@@ -15,77 +15,129 @@
     </w:p>
     <w:p>
       <w:pPr>
-        <w:spacing w:after="0"/>
+        <w:rPr>
+          <w:rFonts w:ascii="Times New Roman" w:hAnsi="Times New Roman"/>
+        </w:rPr>
       </w:pPr>
       <w:r>
+        <w:rPr>
+          <w:rFonts w:ascii="Times New Roman" w:hAnsi="Times New Roman"/>
+        </w:rPr>
         <w:t xml:space="preserve">Só de </w:t>
       </w:r>
       <w:proofErr w:type="gramStart"/>
       <w:r>
+        <w:rPr>
+          <w:rFonts w:ascii="Times New Roman" w:hAnsi="Times New Roman"/>
+        </w:rPr>
         <w:t>ouvir Tua</w:t>
       </w:r>
       <w:proofErr w:type="gramEnd"/>
       <w:r>
+        <w:rPr>
+          <w:rFonts w:ascii="Times New Roman" w:hAnsi="Times New Roman"/>
+        </w:rPr>
         <w:t xml:space="preserve"> voz,</w:t>
       </w:r>
       <w:r>
+        <w:rPr>
+          <w:rFonts w:ascii="Times New Roman" w:hAnsi="Times New Roman"/>
+        </w:rPr>
         <w:br/>
       </w:r>
       <w:r>
+        <w:rPr>
+          <w:rFonts w:ascii="Times New Roman" w:hAnsi="Times New Roman"/>
+        </w:rPr>
         <w:t>D</w:t>
       </w:r>
       <w:r>
+        <w:rPr>
+          <w:rFonts w:ascii="Times New Roman" w:hAnsi="Times New Roman"/>
+        </w:rPr>
         <w:t>e sentir Teu amor,</w:t>
       </w:r>
       <w:r>
+        <w:rPr>
+          <w:rFonts w:ascii="Times New Roman" w:hAnsi="Times New Roman"/>
+        </w:rPr>
         <w:br/>
       </w:r>
       <w:r>
+        <w:rPr>
+          <w:rFonts w:ascii="Times New Roman" w:hAnsi="Times New Roman"/>
+        </w:rPr>
         <w:t>S</w:t>
       </w:r>
       <w:r>
+        <w:rPr>
+          <w:rFonts w:ascii="Times New Roman" w:hAnsi="Times New Roman"/>
+        </w:rPr>
         <w:t>ó de pronunciar o Teu nome</w:t>
       </w:r>
     </w:p>
     <w:p>
       <w:pPr>
-        <w:spacing w:after="0"/>
+        <w:rPr>
+          <w:rFonts w:ascii="Times New Roman" w:hAnsi="Times New Roman"/>
+        </w:rPr>
       </w:pPr>
       <w:r>
+        <w:rPr>
+          <w:rFonts w:ascii="Times New Roman" w:hAnsi="Times New Roman"/>
+        </w:rPr>
         <w:t>Os meus medos se vão</w:t>
       </w:r>
       <w:r>
+        <w:rPr>
+          <w:rFonts w:ascii="Times New Roman" w:hAnsi="Times New Roman"/>
+        </w:rPr>
         <w:br/>
       </w:r>
       <w:r>
+        <w:rPr>
+          <w:rFonts w:ascii="Times New Roman" w:hAnsi="Times New Roman"/>
+        </w:rPr>
         <w:t>M</w:t>
       </w:r>
       <w:r>
+        <w:rPr>
+          <w:rFonts w:ascii="Times New Roman" w:hAnsi="Times New Roman"/>
+        </w:rPr>
         <w:t>inha dor, meu sofrer</w:t>
       </w:r>
       <w:r>
+        <w:rPr>
+          <w:rFonts w:ascii="Times New Roman" w:hAnsi="Times New Roman"/>
+        </w:rPr>
         <w:br/>
         <w:t>Pois de paz Tu inundas meu ser</w:t>
       </w:r>
     </w:p>
     <w:p>
       <w:pPr>
-        <w:spacing w:before="120"/>
+        <w:rPr>
+          <w:rFonts w:ascii="Times New Roman" w:hAnsi="Times New Roman"/>
+        </w:rPr>
       </w:pPr>
       <w:r>
+        <w:rPr>
+          <w:rFonts w:ascii="Times New Roman" w:hAnsi="Times New Roman"/>
+        </w:rPr>
         <w:t>[REPETE ACIMA]</w:t>
       </w:r>
     </w:p>
     <w:p>
       <w:pPr>
-        <w:spacing w:before="120" w:after="0"/>
-        <w:rPr>
+        <w:rPr>
+          <w:rFonts w:ascii="Times New Roman" w:hAnsi="Times New Roman"/>
           <w:b/>
           <w:bCs/>
         </w:rPr>
       </w:pPr>
       <w:r>
         <w:rPr>
+          <w:rFonts w:ascii="Times New Roman" w:hAnsi="Times New Roman"/>
           <w:b/>
           <w:bCs/>
         </w:rPr>
@@ -93,6 +145,7 @@
       </w:r>
       <w:r>
         <w:rPr>
+          <w:rFonts w:ascii="Times New Roman" w:hAnsi="Times New Roman"/>
           <w:b/>
           <w:bCs/>
         </w:rPr>
@@ -101,6 +154,7 @@
       </w:r>
       <w:r>
         <w:rPr>
+          <w:rFonts w:ascii="Times New Roman" w:hAnsi="Times New Roman"/>
           <w:b/>
           <w:bCs/>
         </w:rPr>
@@ -108,6 +162,7 @@
       </w:r>
       <w:r>
         <w:rPr>
+          <w:rFonts w:ascii="Times New Roman" w:hAnsi="Times New Roman"/>
           <w:b/>
           <w:bCs/>
         </w:rPr>
@@ -115,142 +170,197 @@
       </w:r>
       <w:r>
         <w:rPr>
+          <w:rFonts w:ascii="Times New Roman" w:hAnsi="Times New Roman"/>
           <w:b/>
           <w:bCs/>
         </w:rPr>
         <w:t xml:space="preserve"> meu triste coração</w:t>
+      </w:r>
+      <w:r>
+        <w:rPr>
+          <w:rFonts w:ascii="Times New Roman" w:hAnsi="Times New Roman"/>
+          <w:b/>
+          <w:bCs/>
+        </w:rPr>
+        <w:br/>
+      </w:r>
+      <w:r>
+        <w:rPr>
+          <w:rFonts w:ascii="Times New Roman" w:hAnsi="Times New Roman"/>
+          <w:b/>
+          <w:bCs/>
+        </w:rPr>
+        <w:t>Jesus, só o Teu nome</w:t>
+      </w:r>
+      <w:r>
+        <w:rPr>
+          <w:rFonts w:ascii="Times New Roman" w:hAnsi="Times New Roman"/>
+          <w:b/>
+          <w:bCs/>
+        </w:rPr>
+        <w:br/>
+      </w:r>
+      <w:r>
+        <w:rPr>
+          <w:rFonts w:ascii="Times New Roman" w:hAnsi="Times New Roman"/>
+          <w:b/>
+          <w:bCs/>
+        </w:rPr>
+        <w:t>É</w:t>
+      </w:r>
+      <w:r>
+        <w:rPr>
+          <w:rFonts w:ascii="Times New Roman" w:hAnsi="Times New Roman"/>
+          <w:b/>
+          <w:bCs/>
+        </w:rPr>
+        <w:t xml:space="preserve"> capaz de dar </w:t>
+      </w:r>
+      <w:r>
+        <w:rPr>
+          <w:rFonts w:ascii="Times New Roman" w:hAnsi="Times New Roman"/>
+          <w:b/>
+          <w:bCs/>
+        </w:rPr>
+        <w:br/>
+      </w:r>
+      <w:r>
+        <w:rPr>
+          <w:rFonts w:ascii="Times New Roman" w:hAnsi="Times New Roman"/>
+          <w:b/>
+          <w:bCs/>
+        </w:rPr>
+        <w:t>A</w:t>
+      </w:r>
+      <w:r>
+        <w:rPr>
+          <w:rFonts w:ascii="Times New Roman" w:hAnsi="Times New Roman"/>
+          <w:b/>
+          <w:bCs/>
+        </w:rPr>
+        <w:t>o homem salvação!</w:t>
       </w:r>
     </w:p>
     <w:p>
       <w:pPr>
-        <w:spacing w:after="0"/>
-        <w:rPr>
+        <w:rPr>
+          <w:rFonts w:ascii="Times New Roman" w:hAnsi="Times New Roman"/>
           <w:b/>
           <w:bCs/>
         </w:rPr>
       </w:pPr>
       <w:r>
         <w:rPr>
-          <w:b/>
-          <w:bCs/>
-        </w:rPr>
-        <w:t>Jesus, só o Teu nome</w:t>
-      </w:r>
-      <w:r>
-        <w:rPr>
-          <w:b/>
-          <w:bCs/>
-        </w:rPr>
-        <w:br/>
-      </w:r>
-      <w:r>
-        <w:rPr>
-          <w:b/>
-          <w:bCs/>
-        </w:rPr>
-        <w:t>É</w:t>
-      </w:r>
-      <w:r>
-        <w:rPr>
-          <w:b/>
-          <w:bCs/>
-        </w:rPr>
-        <w:t xml:space="preserve"> capaz de dar </w:t>
-      </w:r>
-      <w:r>
-        <w:rPr>
-          <w:b/>
-          <w:bCs/>
-        </w:rPr>
-        <w:br/>
-      </w:r>
-      <w:r>
-        <w:rPr>
-          <w:b/>
-          <w:bCs/>
-        </w:rPr>
-        <w:t>A</w:t>
-      </w:r>
-      <w:r>
-        <w:rPr>
-          <w:b/>
-          <w:bCs/>
-        </w:rPr>
-        <w:t>o homem salvação!</w:t>
+          <w:rFonts w:ascii="Times New Roman" w:hAnsi="Times New Roman"/>
+          <w:b/>
+          <w:bCs/>
+        </w:rPr>
+        <w:t xml:space="preserve">[REPETE </w:t>
+      </w:r>
+      <w:r>
+        <w:rPr>
+          <w:rFonts w:ascii="Times New Roman" w:hAnsi="Times New Roman"/>
+          <w:b/>
+          <w:bCs/>
+        </w:rPr>
+        <w:t>ACIMA</w:t>
+      </w:r>
+      <w:r>
+        <w:rPr>
+          <w:rFonts w:ascii="Times New Roman" w:hAnsi="Times New Roman"/>
+          <w:b/>
+          <w:bCs/>
+        </w:rPr>
+        <w:t>]</w:t>
       </w:r>
     </w:p>
     <w:p>
       <w:pPr>
-        <w:spacing w:before="120"/>
+        <w:rPr>
+          <w:rFonts w:ascii="Times New Roman" w:hAnsi="Times New Roman"/>
+          <w:b/>
+          <w:bCs/>
+          <w:i/>
+          <w:iCs/>
+        </w:rPr>
       </w:pPr>
       <w:r>
-        <w:t xml:space="preserve">[REPETE </w:t>
-      </w:r>
-      <w:r>
-        <w:t>ACIMA</w:t>
-      </w:r>
-      <w:r>
+        <w:rPr>
+          <w:rFonts w:ascii="Times New Roman" w:hAnsi="Times New Roman"/>
+          <w:b/>
+          <w:bCs/>
+          <w:i/>
+          <w:iCs/>
+        </w:rPr>
+        <w:t>[</w:t>
+      </w:r>
+      <w:r>
+        <w:rPr>
+          <w:rFonts w:ascii="Times New Roman" w:hAnsi="Times New Roman"/>
+          <w:b/>
+          <w:bCs/>
+          <w:i/>
+          <w:iCs/>
+        </w:rPr>
+        <w:t>REFRÃO</w:t>
+      </w:r>
+      <w:r>
+        <w:rPr>
+          <w:rFonts w:ascii="Times New Roman" w:hAnsi="Times New Roman"/>
+          <w:b/>
+          <w:bCs/>
+          <w:i/>
+          <w:iCs/>
+        </w:rPr>
         <w:t>]</w:t>
       </w:r>
     </w:p>
     <w:p>
       <w:pPr>
         <w:rPr>
-          <w:b/>
+          <w:rFonts w:ascii="Times New Roman" w:hAnsi="Times New Roman"/>
           <w:bCs/>
         </w:rPr>
       </w:pPr>
       <w:r>
         <w:rPr>
-          <w:b/>
-          <w:bCs/>
-        </w:rPr>
-        <w:t>[</w:t>
-      </w:r>
-      <w:r>
-        <w:rPr>
-          <w:b/>
-          <w:bCs/>
-        </w:rPr>
-        <w:t>REFRÃO</w:t>
-      </w:r>
-      <w:r>
-        <w:rPr>
-          <w:b/>
-          <w:bCs/>
-        </w:rPr>
-        <w:t>]</w:t>
+          <w:rFonts w:ascii="Times New Roman" w:hAnsi="Times New Roman"/>
+        </w:rPr>
+        <w:t xml:space="preserve">É capaz de dar </w:t>
+      </w:r>
+      <w:r>
+        <w:rPr>
+          <w:rFonts w:ascii="Times New Roman" w:hAnsi="Times New Roman"/>
+        </w:rPr>
+        <w:br/>
+      </w:r>
+      <w:r>
+        <w:rPr>
+          <w:rFonts w:ascii="Times New Roman" w:hAnsi="Times New Roman"/>
+        </w:rPr>
+        <w:t>ao homem salvação</w:t>
+      </w:r>
+      <w:r>
+        <w:rPr>
+          <w:rFonts w:ascii="Times New Roman" w:hAnsi="Times New Roman"/>
+        </w:rPr>
+        <w:t xml:space="preserve"> </w:t>
+      </w:r>
+      <w:r>
+        <w:rPr>
+          <w:rFonts w:ascii="Times New Roman" w:hAnsi="Times New Roman"/>
+          <w:b/>
+        </w:rPr>
+        <w:t>(2X)</w:t>
       </w:r>
     </w:p>
     <w:p>
       <w:pPr>
         <w:rPr>
-          <w:bCs/>
+          <w:rFonts w:ascii="Times New Roman" w:hAnsi="Times New Roman"/>
         </w:rPr>
       </w:pPr>
-      <w:r>
-        <w:t xml:space="preserve">É capaz de dar </w:t>
-      </w:r>
-      <w:r>
-        <w:br/>
-      </w:r>
-      <w:r>
-        <w:t xml:space="preserve">ao homem </w:t>
-      </w:r>
-      <w:r>
-        <w:t>salvação</w:t>
-      </w:r>
-      <w:r>
-        <w:t xml:space="preserve"> </w:t>
-      </w:r>
-      <w:r>
-        <w:rPr>
-          <w:b/>
-        </w:rPr>
-        <w:t>(2X)</w:t>
-      </w:r>
     </w:p>
-    <w:p/>
     <w:sectPr>
       <w:pgSz w:w="11906" w:h="16838"/>
       <w:pgMar w:top="1417" w:right="1701" w:bottom="1417" w:left="1701" w:header="708" w:footer="708" w:gutter="0"/>
